--- a/Liquid+ Project/Sélection des startups/brouillons des messages aux startups.docx
+++ b/Liquid+ Project/Sélection des startups/brouillons des messages aux startups.docx
@@ -4,34 +4,34 @@
   <w:body>
     <w:p>
       <w:r>
-        <w:t>Bonjour Madame Baudevin et Monsieur Erridaoui,</w:t>
+        <w:t>Bonjour</w:t>
       </w:r>
     </w:p>
     <w:p/>
     <w:p>
       <w:r>
-        <w:t>Nous suivons l’évolution de Fungu’it depuis votre levée de fonds en 2025 ; [leur offre] dans un/le contexte [contexte pour lequel leur offre est intéressante] nous a interpellés.</w:t>
-      </w:r>
-    </w:p>
-    <w:p>
-      <w:r>
         <w:t>Comptez-vous lever des fonds dans les semaines ou mois à venir ?</w:t>
       </w:r>
     </w:p>
     <w:p>
       <w:r>
-        <w:t xml:space="preserve">Au vue du potentiel apparent de votre startup, nous pensons que certains VC et business angels de notre réseau Liquid+ pourraient être interessés </w:t>
-      </w:r>
-      <w:r>
-        <w:rPr>
-          <w:b/>
-        </w:rPr>
-        <w:t>pour/par</w:t>
+        <w:t>Au vu</w:t>
+      </w:r>
+      <w:r>
+        <w:t xml:space="preserve"> du potentiel apparent de votre startup, nous pensons que certains VC et business angels de notre réseau Liquid+ pourraient </w:t>
+      </w:r>
+      <w:r>
+        <w:t>souhaiter</w:t>
       </w:r>
       <w:r>
         <w:t xml:space="preserve"> investir dans votre société.</w:t>
       </w:r>
     </w:p>
+    <w:p>
+      <w:r>
+        <w:t>Quand seriez-vous disponible pour un rendez-vous sur Paris ou en visioconférence ?</w:t>
+      </w:r>
+    </w:p>
     <w:p/>
     <w:p>
       <w:r>
@@ -46,7 +46,15 @@
     <w:p/>
     <w:p>
       <w:r>
-        <w:t>Nous sommes joignables aux :</w:t>
+        <w:t>Nous sommes joignables à</w:t>
+      </w:r>
+      <w:r>
+        <w:t> :</w:t>
+      </w:r>
+    </w:p>
+    <w:p>
+      <w:r>
+        <w:t>liquidplus.fr</w:t>
       </w:r>
     </w:p>
     <w:p>
@@ -229,6 +237,7 @@
   <w:style w:type="paragraph" w:default="1" w:styleId="Normal">
     <w:name w:val="Normal"/>
     <w:qFormat/>
+    <w:rsid w:val="00AB3570"/>
   </w:style>
   <w:style w:type="character" w:default="1" w:styleId="Policepardfaut">
     <w:name w:val="Default Paragraph Font"/>
